--- a/coisa séria do tcc (A PASTA)/dOCUMENTAÇÃO/Anexos/Cronograma Tabela de AtividadesTarefas.docx
+++ b/coisa séria do tcc (A PASTA)/dOCUMENTAÇÃO/Anexos/Cronograma Tabela de AtividadesTarefas.docx
@@ -437,12 +437,6 @@
               <w:jc w:val="center"/>
               <w:cnfStyle w:val="000000000000" w:firstRow="0" w:lastRow="0" w:firstColumn="0" w:lastColumn="0" w:oddVBand="0" w:evenVBand="0" w:oddHBand="0" w:evenHBand="0" w:firstRowFirstColumn="0" w:firstRowLastColumn="0" w:lastRowFirstColumn="0" w:lastRowLastColumn="0"/>
             </w:pPr>
-            <w:r>
-              <w:t>Possível</w:t>
-            </w:r>
-            <w:r>
-              <w:t xml:space="preserve"> </w:t>
-            </w:r>
             <w:r>
               <w:t>Alteração</w:t>
             </w:r>
@@ -2449,6 +2443,7 @@
     <w:lsdException w:name="HTML Sample" w:semiHidden="1" w:unhideWhenUsed="1"/>
     <w:lsdException w:name="HTML Typewriter" w:semiHidden="1" w:unhideWhenUsed="1"/>
     <w:lsdException w:name="HTML Variable" w:semiHidden="1" w:unhideWhenUsed="1"/>
+    <w:lsdException w:name="Normal Table" w:semiHidden="1" w:unhideWhenUsed="1"/>
     <w:lsdException w:name="annotation subject" w:semiHidden="1" w:unhideWhenUsed="1"/>
     <w:lsdException w:name="No List" w:semiHidden="1" w:unhideWhenUsed="1"/>
     <w:lsdException w:name="Outline List 1" w:semiHidden="1" w:unhideWhenUsed="1"/>
@@ -2495,8 +2490,10 @@
     <w:lsdException w:name="Table Subtle 2" w:semiHidden="1" w:unhideWhenUsed="1"/>
     <w:lsdException w:name="Table Web 1" w:semiHidden="1" w:unhideWhenUsed="1"/>
     <w:lsdException w:name="Table Web 2" w:semiHidden="1" w:unhideWhenUsed="1"/>
+    <w:lsdException w:name="Table Web 3" w:semiHidden="1" w:unhideWhenUsed="1"/>
     <w:lsdException w:name="Balloon Text" w:semiHidden="1" w:unhideWhenUsed="1"/>
     <w:lsdException w:name="Table Grid" w:uiPriority="39"/>
+    <w:lsdException w:name="Table Theme" w:semiHidden="1" w:unhideWhenUsed="1"/>
     <w:lsdException w:name="Placeholder Text" w:semiHidden="1"/>
     <w:lsdException w:name="No Spacing" w:uiPriority="1" w:qFormat="1"/>
     <w:lsdException w:name="Light Shading" w:uiPriority="60"/>
